--- a/docx_resources/Вечірня-Утреня/В,У - Квітна Тріодь/pascha-4/4-1-ВУ.docx
+++ b/docx_resources/Вечірня-Утреня/В,У - Квітна Тріодь/pascha-4/4-1-ВУ.docx
@@ -96,7 +96,7 @@
     </w:p>
     <w:p>
       <w:pPr>
-        <w:pStyle w:val="Heading1"/>
+        <w:pStyle w:val="1"/>
         <w:spacing w:after="120"/>
         <w:jc w:val="center"/>
         <w:rPr>
@@ -108,7 +108,6 @@
         <w:rPr>
           <w:rFonts w:ascii="Times New Roman" w:hAnsi="Times New Roman" w:cs="Times New Roman"/>
           <w:b/>
-          <w:sz w:val="24"/>
         </w:rPr>
         <w:t>ВЕЧІРНЯ</w:t>
       </w:r>
@@ -562,7 +561,7 @@
     </w:p>
     <w:p>
       <w:pPr>
-        <w:pStyle w:val="Heading2"/>
+        <w:pStyle w:val="2"/>
         <w:spacing w:before="0" w:after="120"/>
         <w:jc w:val="center"/>
         <w:rPr>
@@ -773,26 +772,26 @@
           <w:sz w:val="24"/>
           <w:szCs w:val="24"/>
         </w:rPr>
+        <w:t>Поставив їм границю, якої не перейдуть,* щоб знову покрити землю.</w:t>
+      </w:r>
+    </w:p>
+    <w:p>
+      <w:pPr>
+        <w:spacing w:after="120"/>
+        <w:jc w:val="both"/>
+        <w:rPr>
+          <w:rFonts w:ascii="Times New Roman" w:hAnsi="Times New Roman" w:cs="Times New Roman"/>
+          <w:sz w:val="24"/>
+          <w:szCs w:val="24"/>
+        </w:rPr>
+      </w:pPr>
+      <w:r>
+        <w:rPr>
+          <w:rFonts w:ascii="Times New Roman" w:hAnsi="Times New Roman" w:cs="Times New Roman"/>
+          <w:sz w:val="24"/>
+          <w:szCs w:val="24"/>
+        </w:rPr>
         <w:lastRenderedPageBreak/>
-        <w:t>Поставив їм границю, якої не перейдуть,* щоб знову покрити землю.</w:t>
-      </w:r>
-    </w:p>
-    <w:p>
-      <w:pPr>
-        <w:spacing w:after="120"/>
-        <w:jc w:val="both"/>
-        <w:rPr>
-          <w:rFonts w:ascii="Times New Roman" w:hAnsi="Times New Roman" w:cs="Times New Roman"/>
-          <w:sz w:val="24"/>
-          <w:szCs w:val="24"/>
-        </w:rPr>
-      </w:pPr>
-      <w:r>
-        <w:rPr>
-          <w:rFonts w:ascii="Times New Roman" w:hAnsi="Times New Roman" w:cs="Times New Roman"/>
-          <w:sz w:val="24"/>
-          <w:szCs w:val="24"/>
-        </w:rPr>
         <w:t>Джерела посилаєш у ріки,* які течуть проміж горами.</w:t>
       </w:r>
     </w:p>
@@ -1334,7 +1333,7 @@
     </w:p>
     <w:p>
       <w:pPr>
-        <w:pStyle w:val="Heading3"/>
+        <w:pStyle w:val="3"/>
         <w:spacing w:before="0" w:after="120"/>
         <w:jc w:val="center"/>
         <w:rPr>
@@ -1350,7 +1349,6 @@
           <w:b/>
           <w:i/>
           <w:color w:val="FF0000"/>
-          <w:sz w:val="24"/>
         </w:rPr>
         <w:t>Вечірні молитви</w:t>
       </w:r>
@@ -1402,7 +1400,16 @@
           <w:sz w:val="24"/>
           <w:szCs w:val="24"/>
         </w:rPr>
-        <w:t> Господи щедрий і милосердний, довготерпеливий і многомилостивий! Вислухай молитви наші і зверни увагу на голос моління нашого і яви нам знак милости твоєї, наведи нас на дорогу твою, щоб ходили ми в твоїй правді. Звесели серця наші, щоб ми боялись імення твого святого, бо ти великий і твориш чуда; ти Бог єдиний і немає подібного тобі між богами, Господи. Ти сильний у милості і добрий у силі, аби допомагати й утішати, і спасати всіх, хто на ім'я твоє святе уповає. Бо тобі належить усяка слава, честь і поклоніння: Отцю, Сину, і Святому Духові, нині і повсякчас, і на віки віків. Амінь.</w:t>
+        <w:t xml:space="preserve"> Господи щедрий і милосердний, довготерпеливий і многомилостивий! Вислухай молитви наші і зверни увагу на голос моління нашого і яви нам знак милости твоєї, наведи нас на дорогу твою, щоб ходили ми в твоїй правді. Звесели серця наші, щоб ми боялись імення твого святого, бо ти великий і твориш чуда; ти Бог єдиний і немає подібного тобі між богами, Господи. Ти сильний у милості і добрий у силі, аби допомагати й утішати, і </w:t>
+      </w:r>
+      <w:r>
+        <w:rPr>
+          <w:rFonts w:ascii="Times New Roman" w:hAnsi="Times New Roman" w:cs="Times New Roman"/>
+          <w:sz w:val="24"/>
+          <w:szCs w:val="24"/>
+        </w:rPr>
+        <w:lastRenderedPageBreak/>
+        <w:t>спасати всіх, хто на ім'я твоє святе уповає. Бо тобі належить усяка слава, честь і поклоніння: Отцю, Сину, і Святому Духові, нині і повсякчас, і на віки віків. Амінь.</w:t>
       </w:r>
     </w:p>
     <w:p>
@@ -1598,25 +1605,34 @@
           <w:sz w:val="24"/>
           <w:szCs w:val="24"/>
         </w:rPr>
-        <w:t> Боже великий і вишній, в тебе одного є безсмертність і в світлі живеш недоступнім. Ти все створіння мудро створив, відокремив світло від темряви і сонце поклав, щоб правити днем, а місяць і зорі, щоб володіли ніччю, нас же грішних вчинив достойними і в теперішню годину стати перед твоїм обличчям, щоб тебе визнавати і принести тобі вечірнє славослов'я. Направ, Людинолюбче, молитву нашу, немов кадило, перед тобою і прийми її, як благовонний запах. Дай нам мирний цей вечір і близьку вже ніч; зодягни нас у броню світла; визволь нас від нічного страху і всякої речі, що в темряві з'являється, і дай сон, що його ти дарував на відпочинок нашій немічності, вільний від усякого маріння диявольського. Владико, давче добра, хай і на нашій постелі, бувши тобі милими, згадуємо вночі твоє ім'я і, просвічувані навчанням твоїх заповідей, встанемо в душевній радості до звеличування твоєї доброти, приносячи твоєму милосердю молитви і моління, за наші і всіх твоїх людей провини. Відвідай їх задля молитов святої Богородиці. Бо ти є добрий і Людинолюбний Бог, і тобі віддаємо славу: Отцю, і Сину, і Святому Духові, нині і повсякчас, і на віки віків. Амінь.</w:t>
-      </w:r>
-    </w:p>
-    <w:p>
-      <w:pPr>
-        <w:spacing w:after="120"/>
-        <w:jc w:val="both"/>
-        <w:rPr>
-          <w:rFonts w:ascii="Times New Roman" w:hAnsi="Times New Roman" w:cs="Times New Roman"/>
-          <w:i/>
-          <w:color w:val="FF0000"/>
-          <w:sz w:val="24"/>
-          <w:szCs w:val="24"/>
-        </w:rPr>
-      </w:pPr>
-    </w:p>
-    <w:p>
-      <w:pPr>
-        <w:pStyle w:val="Heading3"/>
+        <w:t xml:space="preserve"> Боже великий і вишній, в тебе одного є безсмертність і в світлі живеш недоступнім. Ти все створіння мудро створив, відокремив світло від темряви і сонце поклав, щоб правити днем, а місяць і зорі, щоб володіли ніччю, нас же грішних вчинив достойними і в теперішню годину стати перед твоїм обличчям, щоб тебе визнавати і принести тобі вечірнє славослов'я. Направ, Людинолюбче, молитву нашу, немов кадило, перед тобою і прийми її, як благовонний запах. Дай нам мирний цей вечір і близьку вже ніч; зодягни нас у броню світла; визволь нас від нічного страху і всякої речі, що в темряві з'являється, і дай сон, що його ти дарував на відпочинок нашій немічності, вільний від усякого маріння диявольського. Владико, давче добра, хай і на нашій постелі, бувши тобі милими, згадуємо вночі твоє ім'я і, просвічувані навчанням твоїх заповідей, встанемо в душевній радості до звеличування твоєї доброти, приносячи твоєму милосердю молитви і моління, за наші і всіх твоїх людей провини. Відвідай їх задля молитов святої Богородиці. Бо ти є </w:t>
+      </w:r>
+      <w:r>
+        <w:rPr>
+          <w:rFonts w:ascii="Times New Roman" w:hAnsi="Times New Roman" w:cs="Times New Roman"/>
+          <w:sz w:val="24"/>
+          <w:szCs w:val="24"/>
+        </w:rPr>
+        <w:lastRenderedPageBreak/>
+        <w:t>добрий і Людинолюбний Бог, і тобі віддаємо славу: Отцю, і Сину, і Святому Духові, нині і повсякчас, і на віки віків. Амінь.</w:t>
+      </w:r>
+    </w:p>
+    <w:p>
+      <w:pPr>
+        <w:spacing w:after="120"/>
+        <w:jc w:val="both"/>
+        <w:rPr>
+          <w:rFonts w:ascii="Times New Roman" w:hAnsi="Times New Roman" w:cs="Times New Roman"/>
+          <w:i/>
+          <w:color w:val="FF0000"/>
+          <w:sz w:val="24"/>
+          <w:szCs w:val="24"/>
+        </w:rPr>
+      </w:pPr>
+    </w:p>
+    <w:p>
+      <w:pPr>
+        <w:pStyle w:val="3"/>
         <w:spacing w:before="0" w:after="120"/>
         <w:jc w:val="center"/>
         <w:rPr>
@@ -1632,7 +1648,6 @@
           <w:b/>
           <w:i/>
           <w:color w:val="FF0000"/>
-          <w:sz w:val="24"/>
         </w:rPr>
         <w:t>Велика ектенія</w:t>
       </w:r>
@@ -2340,7 +2355,17 @@
           <w:szCs w:val="24"/>
           <w:u w:val="single"/>
         </w:rPr>
-        <w:t xml:space="preserve"> [Господи щедрий і милосердний, довготерпеливий і многомилостивий! Вислухай молитви наші і зверни увагу на голос моління нашого і яви нам знак милости твоєї, наведи нас на дорогу твою, щоб ходили ми в твоїй правді. Звесели серця наші, щоб ми боялись імення твого святого, бо ти великий і твориш чуда; ти Бог єдиний і немає подібного тобі між богами, Господи. Ти сильний у милості і добрий у силі, аби допомагати й утішати, і спасати всіх, хто на ім'я твоє святе уповає.]</w:t>
+        <w:t xml:space="preserve"> [Господи щедрий і милосердний, довготерпеливий і многомилостивий! Вислухай молитви наші і зверни увагу на голос моління нашого і яви нам знак милости твоєї, наведи нас на дорогу твою, щоб ходили ми в твоїй правді. Звесели серця наші, щоб ми боялись імення твого святого, бо ти великий і твориш чуда; ти Бог єдиний і немає подібного тобі </w:t>
+      </w:r>
+      <w:r>
+        <w:rPr>
+          <w:rFonts w:ascii="Times New Roman" w:hAnsi="Times New Roman" w:cs="Times New Roman"/>
+          <w:sz w:val="24"/>
+          <w:szCs w:val="24"/>
+          <w:u w:val="single"/>
+        </w:rPr>
+        <w:lastRenderedPageBreak/>
+        <w:t>між богами, Господи. Ти сильний у милості і добрий у силі, аби допомагати й утішати, і спасати всіх, хто на ім'я твоє святе уповає.]</w:t>
       </w:r>
     </w:p>
     <w:p>
@@ -2424,7 +2449,7 @@
     </w:p>
     <w:p>
       <w:pPr>
-        <w:pStyle w:val="Heading2"/>
+        <w:pStyle w:val="2"/>
         <w:spacing w:before="0" w:after="120"/>
         <w:jc w:val="center"/>
         <w:rPr>
@@ -2978,12 +3003,13 @@
           <w:sz w:val="24"/>
           <w:szCs w:val="24"/>
         </w:rPr>
+        <w:lastRenderedPageBreak/>
         <w:t>Нехай будуть твої вуха уважні,* до голосу благання мого.</w:t>
       </w:r>
     </w:p>
     <w:p>
       <w:pPr>
-        <w:pStyle w:val="Heading3"/>
+        <w:pStyle w:val="3"/>
         <w:spacing w:before="0" w:after="120"/>
         <w:jc w:val="center"/>
         <w:rPr>
@@ -2998,7 +3024,6 @@
           <w:b/>
           <w:i/>
           <w:color w:val="FF0000"/>
-          <w:sz w:val="24"/>
         </w:rPr>
         <w:t>Стихири</w:t>
       </w:r>
@@ -3571,6 +3596,7 @@
           <w:sz w:val="24"/>
           <w:szCs w:val="24"/>
         </w:rPr>
+        <w:lastRenderedPageBreak/>
         <w:t>Будьмо уважні!</w:t>
       </w:r>
     </w:p>
@@ -3633,7 +3659,7 @@
     </w:p>
     <w:p>
       <w:pPr>
-        <w:pStyle w:val="Heading3"/>
+        <w:pStyle w:val="3"/>
         <w:spacing w:before="0" w:after="120"/>
         <w:jc w:val="center"/>
         <w:rPr>
@@ -3648,7 +3674,6 @@
           <w:b/>
           <w:i/>
           <w:color w:val="FF0000"/>
-          <w:sz w:val="24"/>
         </w:rPr>
         <w:t>Прокімен</w:t>
       </w:r>
@@ -3657,7 +3682,6 @@
           <w:rFonts w:ascii="Times New Roman" w:eastAsia="Times New Roman" w:hAnsi="Times New Roman" w:cs="Times New Roman"/>
           <w:i/>
           <w:color w:val="FF0000"/>
-          <w:sz w:val="24"/>
         </w:rPr>
         <w:t>: (г. 8):</w:t>
       </w:r>
@@ -3736,7 +3760,7 @@
     </w:p>
     <w:p>
       <w:pPr>
-        <w:pStyle w:val="Heading3"/>
+        <w:pStyle w:val="3"/>
         <w:spacing w:before="0" w:after="120"/>
         <w:jc w:val="center"/>
         <w:rPr>
@@ -3752,7 +3776,6 @@
           <w:b/>
           <w:i/>
           <w:color w:val="FF0000"/>
-          <w:sz w:val="24"/>
         </w:rPr>
         <w:t>Сподоби, Господи</w:t>
       </w:r>
@@ -3960,7 +3983,7 @@
     </w:p>
     <w:p>
       <w:pPr>
-        <w:pStyle w:val="Heading3"/>
+        <w:pStyle w:val="3"/>
         <w:spacing w:before="0" w:after="120"/>
         <w:jc w:val="center"/>
         <w:rPr>
@@ -3976,7 +3999,6 @@
           <w:b/>
           <w:i/>
           <w:color w:val="FF0000"/>
-          <w:sz w:val="24"/>
         </w:rPr>
         <w:t>Прохальна єктенія</w:t>
       </w:r>
@@ -4423,6 +4445,7 @@
           <w:sz w:val="24"/>
           <w:szCs w:val="24"/>
         </w:rPr>
+        <w:lastRenderedPageBreak/>
         <w:t>Вірні:</w:t>
       </w:r>
       <w:r>
@@ -4837,7 +4860,7 @@
     </w:p>
     <w:p>
       <w:pPr>
-        <w:pStyle w:val="Heading2"/>
+        <w:pStyle w:val="2"/>
         <w:spacing w:before="0" w:after="120"/>
         <w:jc w:val="center"/>
         <w:rPr>
@@ -4993,6 +5016,7 @@
           <w:sz w:val="24"/>
           <w:szCs w:val="24"/>
         </w:rPr>
+        <w:lastRenderedPageBreak/>
         <w:t>Велика, Господи, хреста твого сила!* Поставлений на одному місці, діє він у світі,* з рибалок зробивши апостолів, з поган – мучеників,* аби молилися за душі наші.</w:t>
       </w:r>
     </w:p>
@@ -5059,7 +5083,7 @@
     </w:p>
     <w:p>
       <w:pPr>
-        <w:pStyle w:val="Heading3"/>
+        <w:pStyle w:val="3"/>
         <w:spacing w:before="0" w:after="120"/>
         <w:jc w:val="center"/>
         <w:rPr>
@@ -5075,7 +5099,6 @@
           <w:b/>
           <w:i/>
           <w:color w:val="FF0000"/>
-          <w:sz w:val="24"/>
         </w:rPr>
         <w:t>Пісня Симеона</w:t>
       </w:r>
@@ -5389,7 +5412,7 @@
     </w:p>
     <w:p>
       <w:pPr>
-        <w:pStyle w:val="Heading3"/>
+        <w:pStyle w:val="3"/>
         <w:spacing w:before="0" w:after="120"/>
         <w:jc w:val="center"/>
         <w:rPr>
@@ -5405,7 +5428,6 @@
           <w:b/>
           <w:i/>
           <w:color w:val="FF0000"/>
-          <w:sz w:val="24"/>
         </w:rPr>
         <w:t>Тропарі</w:t>
       </w:r>
@@ -5566,7 +5588,7 @@
     </w:p>
     <w:p>
       <w:pPr>
-        <w:pStyle w:val="Heading3"/>
+        <w:pStyle w:val="3"/>
         <w:spacing w:before="0" w:after="120"/>
         <w:jc w:val="center"/>
         <w:rPr>
@@ -5581,7 +5603,6 @@
           <w:b/>
           <w:i/>
           <w:color w:val="FF0000"/>
-          <w:sz w:val="24"/>
         </w:rPr>
         <w:t>Ектенія усильного благання</w:t>
       </w:r>
@@ -5590,7 +5611,6 @@
           <w:rFonts w:ascii="Times New Roman" w:eastAsia="Times New Roman" w:hAnsi="Times New Roman" w:cs="Times New Roman"/>
           <w:i/>
           <w:color w:val="FF0000"/>
-          <w:sz w:val="24"/>
         </w:rPr>
         <w:t>:</w:t>
       </w:r>
@@ -5633,6 +5653,7 @@
           <w:sz w:val="24"/>
           <w:szCs w:val="24"/>
         </w:rPr>
+        <w:lastRenderedPageBreak/>
         <w:t>Вірні:</w:t>
       </w:r>
       <w:r>
@@ -6060,7 +6081,7 @@
     </w:p>
     <w:p>
       <w:pPr>
-        <w:pStyle w:val="Heading2"/>
+        <w:pStyle w:val="2"/>
         <w:spacing w:before="0" w:after="120"/>
         <w:jc w:val="center"/>
         <w:rPr>
@@ -6511,7 +6532,7 @@
     </w:p>
     <w:p>
       <w:pPr>
-        <w:pStyle w:val="Heading1"/>
+        <w:pStyle w:val="1"/>
         <w:spacing w:after="120"/>
         <w:jc w:val="center"/>
         <w:rPr>
@@ -6523,7 +6544,6 @@
         <w:rPr>
           <w:rFonts w:ascii="Times New Roman" w:hAnsi="Times New Roman" w:cs="Times New Roman"/>
           <w:b/>
-          <w:sz w:val="24"/>
         </w:rPr>
         <w:t>УТРЕНЯ</w:t>
       </w:r>
@@ -6756,7 +6776,7 @@
     </w:p>
     <w:p>
       <w:pPr>
-        <w:pStyle w:val="Heading2"/>
+        <w:pStyle w:val="2"/>
         <w:spacing w:before="0" w:after="120"/>
         <w:jc w:val="center"/>
         <w:rPr>
@@ -7235,6 +7255,7 @@
           <w:sz w:val="24"/>
           <w:szCs w:val="24"/>
         </w:rPr>
+        <w:lastRenderedPageBreak/>
         <w:t>І ті, що на моє життя зазіхають, тенета наставляють,* і ті, що бажають мені нещастя, говорять про погибель, увесь час міркують лукаве.</w:t>
       </w:r>
     </w:p>
@@ -7915,6 +7936,7 @@
           <w:sz w:val="24"/>
           <w:szCs w:val="24"/>
         </w:rPr>
+        <w:lastRenderedPageBreak/>
         <w:t>Поміж мерцями моє ложе, немов убиті, що лежать у могилі,* що їх не згадуєш уже більше, що їх відтято від руки твоєї.</w:t>
       </w:r>
     </w:p>
@@ -8538,6 +8560,7 @@
           <w:sz w:val="24"/>
           <w:szCs w:val="24"/>
         </w:rPr>
+        <w:lastRenderedPageBreak/>
         <w:t>Господь на небі утвердив престол свій,* і царство його всім володіє.</w:t>
       </w:r>
     </w:p>
@@ -8924,7 +8947,7 @@
     </w:p>
     <w:p>
       <w:pPr>
-        <w:pStyle w:val="Heading3"/>
+        <w:pStyle w:val="3"/>
         <w:spacing w:before="0" w:after="120"/>
         <w:jc w:val="center"/>
         <w:rPr>
@@ -8940,7 +8963,6 @@
           <w:b/>
           <w:i/>
           <w:color w:val="FF0000"/>
-          <w:sz w:val="24"/>
         </w:rPr>
         <w:t>Утренні молитви</w:t>
       </w:r>
@@ -9025,7 +9047,17 @@
           <w:sz w:val="24"/>
           <w:szCs w:val="24"/>
         </w:rPr>
-        <w:t>Від ночі лине дух наш до тебе, Боже, бо світлом є повеління твої на землі. Навчи нас у страсі твоєму виконувати правду й добро, бо тебе славимо як правдивого Бога нашого. Прихили вухо своє і вислухай нас, і пом'яни, Господи, тих, що є та що моляться з нами, всіх по імені, і спаси їх силою твоєю. Благослови людей твоїх і освяти спадкоємство твоє: мир світові твоєму даруй, церквам твоїм, священикам, владі, і всім людям. Хай благословиться і прославляється всечесне і величне ім'я твоє, Отця, і Сина, і Святого Духа, нині і повсякчас, і на віки віків. Амінь.</w:t>
+        <w:t xml:space="preserve">Від ночі лине дух наш до тебе, Боже, бо світлом є повеління твої на землі. Навчи нас у страсі твоєму виконувати правду й добро, бо тебе славимо як правдивого Бога нашого. Прихили вухо своє і вислухай нас, і пом'яни, Господи, тих, що є та що моляться з нами, всіх по імені, і спаси їх силою твоєю. Благослови людей твоїх і освяти спадкоємство твоє: </w:t>
+      </w:r>
+      <w:r>
+        <w:rPr>
+          <w:rFonts w:ascii="Times New Roman" w:hAnsi="Times New Roman" w:cs="Times New Roman"/>
+          <w:color w:val="000000"/>
+          <w:sz w:val="24"/>
+          <w:szCs w:val="24"/>
+        </w:rPr>
+        <w:lastRenderedPageBreak/>
+        <w:t>мир світові твоєму даруй, церквам твоїм, священикам, владі, і всім людям. Хай благословиться і прославляється всечесне і величне ім'я твоє, Отця, і Сина, і Святого Духа, нині і повсякчас, і на віки віків. Амінь.</w:t>
       </w:r>
     </w:p>
     <w:p>
@@ -9205,7 +9237,17 @@
           <w:sz w:val="24"/>
           <w:szCs w:val="24"/>
         </w:rPr>
-        <w:t>Господи, Боже наш, що сонну неміч забрав від нас і покликав нас візванням святим, щоб і вночі підносити руки наші і прославляти тебе за справедливі твої присуди. Прийми благання наші, моління, визнавання, нічні служби і даруй нам, Боже, віру бездоганну, надію впевнену, любов нелицемірну. Благослови наші входи й виходи, вчинки, слова, діла й думки; і дай нам дочекатися початку дня, нам, що хвалять й оспівують, і благословлять добрість твоєї несказанної сили, щоб було благословенне твоє пресвяте ім'я і прославлене твоє царство: Отця, і Сина, і Святого Духа, нині і повсякчас, і на віки віків. Амінь.</w:t>
+        <w:t xml:space="preserve">Господи, Боже наш, що сонну неміч забрав від нас і покликав нас візванням святим, щоб і вночі підносити руки наші і прославляти тебе за справедливі твої присуди. Прийми благання наші, моління, визнавання, нічні служби і даруй нам, Боже, віру бездоганну, </w:t>
+      </w:r>
+      <w:r>
+        <w:rPr>
+          <w:rFonts w:ascii="Times New Roman" w:hAnsi="Times New Roman" w:cs="Times New Roman"/>
+          <w:color w:val="000000"/>
+          <w:sz w:val="24"/>
+          <w:szCs w:val="24"/>
+        </w:rPr>
+        <w:lastRenderedPageBreak/>
+        <w:t>надію впевнену, любов нелицемірну. Благослови наші входи й виходи, вчинки, слова, діла й думки; і дай нам дочекатися початку дня, нам, що хвалять й оспівують, і благословлять добрість твоєї несказанної сили, щоб було благословенне твоє пресвяте ім'я і прославлене твоє царство: Отця, і Сина, і Святого Духа, нині і повсякчас, і на віки віків. Амінь.</w:t>
       </w:r>
     </w:p>
     <w:p>
@@ -9346,7 +9388,7 @@
     </w:p>
     <w:p>
       <w:pPr>
-        <w:pStyle w:val="Heading2"/>
+        <w:pStyle w:val="2"/>
         <w:spacing w:before="0" w:after="120"/>
         <w:jc w:val="center"/>
         <w:rPr>
@@ -9671,6 +9713,7 @@
           <w:sz w:val="24"/>
           <w:szCs w:val="24"/>
         </w:rPr>
+        <w:lastRenderedPageBreak/>
         <w:t>За Богом бережений народ наш, за правління і все військо, Господеві помолімся.</w:t>
       </w:r>
     </w:p>
@@ -10158,7 +10201,7 @@
     </w:p>
     <w:p>
       <w:pPr>
-        <w:pStyle w:val="Heading3"/>
+        <w:pStyle w:val="3"/>
         <w:spacing w:before="0" w:after="120"/>
         <w:jc w:val="center"/>
         <w:rPr>
@@ -10173,7 +10216,6 @@
           <w:b/>
           <w:i/>
           <w:color w:val="FF0000"/>
-          <w:sz w:val="24"/>
         </w:rPr>
         <w:t>Бог Господь...</w:t>
       </w:r>
@@ -10182,7 +10224,6 @@
           <w:rFonts w:ascii="Times New Roman" w:eastAsia="Times New Roman" w:hAnsi="Times New Roman" w:cs="Times New Roman"/>
           <w:i/>
           <w:color w:val="FF0000"/>
-          <w:sz w:val="24"/>
         </w:rPr>
         <w:t xml:space="preserve"> (Пс. 117) на глас 3:</w:t>
       </w:r>
@@ -10380,16 +10421,25 @@
     </w:p>
     <w:p>
       <w:pPr>
-        <w:spacing w:after="120"/>
-        <w:jc w:val="both"/>
-        <w:rPr>
-          <w:rFonts w:ascii="Times New Roman" w:hAnsi="Times New Roman" w:cs="Times New Roman"/>
-          <w:i/>
-          <w:color w:val="FF0000"/>
-          <w:sz w:val="24"/>
-          <w:szCs w:val="24"/>
-        </w:rPr>
-      </w:pPr>
+        <w:pStyle w:val="3"/>
+        <w:spacing w:before="0" w:after="120"/>
+        <w:jc w:val="center"/>
+        <w:rPr>
+          <w:rFonts w:ascii="Times New Roman" w:eastAsia="Times New Roman" w:hAnsi="Times New Roman" w:cs="Times New Roman"/>
+          <w:b/>
+          <w:i/>
+          <w:color w:val="FF0000"/>
+        </w:rPr>
+      </w:pPr>
+      <w:r>
+        <w:rPr>
+          <w:rFonts w:ascii="Times New Roman" w:eastAsia="Times New Roman" w:hAnsi="Times New Roman" w:cs="Times New Roman"/>
+          <w:b/>
+          <w:i/>
+          <w:color w:val="FF0000"/>
+        </w:rPr>
+        <w:t>Тропарі</w:t>
+      </w:r>
     </w:p>
     <w:p>
       <w:pPr>
@@ -10476,7 +10526,16 @@
           <w:sz w:val="24"/>
           <w:szCs w:val="24"/>
         </w:rPr>
-        <w:t xml:space="preserve"> I звичаїв апостолів причасником і їх намісником стався ти,* знайшов ти шлях, богонатхненний, як дійти до видіння.* Задля того слово істини справляючи,* і задля віри постраждав ти аж до крови, священномученику Терапонте</w:t>
+        <w:t xml:space="preserve"> I звичаїв апостолів причасником і їх намісником стався ти,* знайшов ти шлях, богонатхненний, як дійти до видіння.* Задля того слово істини справляючи,* і задля </w:t>
+      </w:r>
+      <w:r>
+        <w:rPr>
+          <w:rFonts w:ascii="Times New Roman" w:hAnsi="Times New Roman" w:cs="Times New Roman"/>
+          <w:sz w:val="24"/>
+          <w:szCs w:val="24"/>
+        </w:rPr>
+        <w:lastRenderedPageBreak/>
+        <w:t>віри постраждав ти аж до крови, священномученику Терапонте</w:t>
       </w:r>
       <w:r>
         <w:rPr>
@@ -10559,7 +10618,7 @@
     </w:p>
     <w:p>
       <w:pPr>
-        <w:pStyle w:val="Heading3"/>
+        <w:pStyle w:val="3"/>
         <w:spacing w:before="0" w:after="120"/>
         <w:jc w:val="center"/>
         <w:rPr>
@@ -10574,7 +10633,6 @@
           <w:b/>
           <w:i/>
           <w:color w:val="FF0000"/>
-          <w:sz w:val="24"/>
         </w:rPr>
         <w:t>Мала єктенія</w:t>
       </w:r>
@@ -10840,7 +10898,7 @@
     </w:p>
     <w:p>
       <w:pPr>
-        <w:pStyle w:val="Heading3"/>
+        <w:pStyle w:val="3"/>
         <w:spacing w:before="0" w:after="120"/>
         <w:jc w:val="center"/>
         <w:rPr>
@@ -10856,7 +10914,6 @@
           <w:b/>
           <w:i/>
           <w:color w:val="FF0000"/>
-          <w:sz w:val="24"/>
         </w:rPr>
         <w:t>Перший сідальний</w:t>
       </w:r>
@@ -10932,7 +10989,7 @@
     </w:p>
     <w:p>
       <w:pPr>
-        <w:pStyle w:val="Heading3"/>
+        <w:pStyle w:val="3"/>
         <w:spacing w:before="0" w:after="120"/>
         <w:jc w:val="center"/>
         <w:rPr>
@@ -10947,7 +11004,6 @@
           <w:b/>
           <w:i/>
           <w:color w:val="FF0000"/>
-          <w:sz w:val="24"/>
         </w:rPr>
         <w:t>Мала єктенія</w:t>
       </w:r>
@@ -11132,6 +11188,7 @@
           <w:szCs w:val="24"/>
           <w:u w:val="single"/>
         </w:rPr>
+        <w:lastRenderedPageBreak/>
         <w:t>[Боже й Отче Господа нашого Ісуса Христа! Ти підніс нас з постелі нашої і зібрав на годину молитви. Дай нам ласку відкрити уста наші і прийми наші подяки, що в наших силах, і навчи нас установ твоїх. Бо молитися як слід не вміємо, якщо ти, Господи, святим твоїм Духом не навчиш нас. Тому молимося тобі: Даруй і прости, якщо ми згрішили аж дотеперішньої години словом або ділом, або думкою, добровільно або недобровільно. Бо коли на провини будеш дивитися, Господи, Господи, то хто встоїться, бо в тебе є прощення. Ти один святий, допоміжник сильний, захисник життя нашого, і тебе ми завжди оспівуватимемо.]</w:t>
       </w:r>
     </w:p>
@@ -11230,7 +11287,7 @@
     </w:p>
     <w:p>
       <w:pPr>
-        <w:pStyle w:val="Heading3"/>
+        <w:pStyle w:val="3"/>
         <w:spacing w:before="0" w:after="120"/>
         <w:jc w:val="center"/>
         <w:rPr>
@@ -11246,7 +11303,6 @@
           <w:b/>
           <w:i/>
           <w:color w:val="FF0000"/>
-          <w:sz w:val="24"/>
         </w:rPr>
         <w:t>Другий сідальний</w:t>
       </w:r>
@@ -11342,7 +11398,7 @@
     </w:p>
     <w:p>
       <w:pPr>
-        <w:pStyle w:val="Heading3"/>
+        <w:pStyle w:val="3"/>
         <w:spacing w:before="0" w:after="120"/>
         <w:jc w:val="center"/>
         <w:rPr>
@@ -11358,7 +11414,6 @@
           <w:b/>
           <w:i/>
           <w:color w:val="FF0000"/>
-          <w:sz w:val="24"/>
         </w:rPr>
         <w:t>Воскресіння Христове</w:t>
       </w:r>
@@ -11407,7 +11462,7 @@
     </w:p>
     <w:p>
       <w:pPr>
-        <w:pStyle w:val="Heading3"/>
+        <w:pStyle w:val="3"/>
         <w:spacing w:before="0" w:after="120"/>
         <w:jc w:val="center"/>
         <w:rPr>
@@ -11423,7 +11478,6 @@
           <w:b/>
           <w:i/>
           <w:color w:val="FF0000"/>
-          <w:sz w:val="24"/>
         </w:rPr>
         <w:t>Псалом 50</w:t>
       </w:r>
@@ -11672,6 +11726,7 @@
           <w:sz w:val="24"/>
           <w:szCs w:val="24"/>
         </w:rPr>
+        <w:lastRenderedPageBreak/>
         <w:t>Поверни мені радість спасіння твого,* і духом владичним утверди мене.</w:t>
       </w:r>
     </w:p>
@@ -11843,7 +11898,7 @@
     </w:p>
     <w:p>
       <w:pPr>
-        <w:pStyle w:val="Heading2"/>
+        <w:pStyle w:val="2"/>
         <w:spacing w:before="0" w:after="120"/>
         <w:jc w:val="center"/>
         <w:rPr>
@@ -12156,7 +12211,7 @@
             <v:path arrowok="t" fillok="f" o:connecttype="none"/>
             <o:lock v:ext="edit" shapetype="t"/>
           </v:shapetype>
-          <v:shape id="_x0000_s1029" type="#_x0000_t32" style="position:absolute;left:0;text-align:left;margin-left:554pt;margin-top:-19pt;width:0;height:1.7pt;z-index:251656192;visibility:visible;mso-position-horizontal-relative:text;mso-position-vertical-relative:text" o:gfxdata="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" strokeweight=".59931mm"/>
+          <v:shape id="_x0000_s1029" type="#_x0000_t32" style="position:absolute;left:0;text-align:left;margin-left:554pt;margin-top:-19pt;width:0;height:1.7pt;z-index:1;visibility:visible;mso-position-horizontal-relative:text;mso-position-vertical-relative:text" o:gfxdata="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" strokeweight=".59931mm"/>
         </w:pict>
       </w:r>
       <w:r>
@@ -12166,7 +12221,7 @@
           <w:sz w:val="24"/>
         </w:rPr>
         <w:pict w14:anchorId="04F04F48">
-          <v:shape id="_x0000_s1028" type="#_x0000_t32" style="position:absolute;left:0;text-align:left;margin-left:557pt;margin-top:650pt;width:0;height:1pt;z-index:251657216;visibility:visible;mso-position-horizontal-relative:text;mso-position-vertical-relative:text" o:gfxdata="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"/>
+          <v:shape id="_x0000_s1028" type="#_x0000_t32" style="position:absolute;left:0;text-align:left;margin-left:557pt;margin-top:650pt;width:0;height:1pt;z-index:2;visibility:visible;mso-position-horizontal-relative:text;mso-position-vertical-relative:text" o:gfxdata="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"/>
         </w:pict>
       </w:r>
     </w:p>
@@ -12304,6 +12359,7 @@
           <w:sz w:val="24"/>
           <w:szCs w:val="24"/>
         </w:rPr>
+        <w:lastRenderedPageBreak/>
         <w:t>Побачило колись сонце Тебе, розіп'ятого на древі, Слове, світло закрило, і тряслася вся земля, мертві воскресли, коли Ти був мертвим, Всесильний.</w:t>
       </w:r>
     </w:p>
@@ -12479,7 +12535,7 @@
     </w:p>
     <w:p>
       <w:pPr>
-        <w:pStyle w:val="Heading3"/>
+        <w:pStyle w:val="3"/>
         <w:spacing w:before="0" w:after="120"/>
         <w:jc w:val="center"/>
         <w:rPr>
@@ -12494,7 +12550,6 @@
           <w:b/>
           <w:i/>
           <w:color w:val="FF0000"/>
-          <w:sz w:val="24"/>
         </w:rPr>
         <w:t>Мала єктенія</w:t>
       </w:r>
@@ -13009,6 +13064,7 @@
           <w:sz w:val="24"/>
           <w:szCs w:val="24"/>
         </w:rPr>
+        <w:lastRenderedPageBreak/>
         <w:t>Стих:</w:t>
       </w:r>
       <w:r>
@@ -13737,7 +13793,7 @@
     </w:p>
     <w:p>
       <w:pPr>
-        <w:pStyle w:val="Heading3"/>
+        <w:pStyle w:val="3"/>
         <w:spacing w:before="0" w:after="120"/>
         <w:jc w:val="center"/>
         <w:rPr>
@@ -13752,8 +13808,8 @@
           <w:b/>
           <w:i/>
           <w:color w:val="FF0000"/>
-          <w:sz w:val="24"/>
-        </w:rPr>
+        </w:rPr>
+        <w:lastRenderedPageBreak/>
         <w:t>Мала єктенія</w:t>
       </w:r>
     </w:p>
@@ -14137,7 +14193,7 @@
           <w:sz w:val="24"/>
         </w:rPr>
         <w:pict w14:anchorId="121E38CD">
-          <v:shape id="_x0000_s1027" type="#_x0000_t32" style="position:absolute;left:0;text-align:left;margin-left:568pt;margin-top:-18pt;width:0;height:1.45pt;z-index:251658240;visibility:visible;mso-position-horizontal-relative:text;mso-position-vertical-relative:text" o:gfxdata="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" strokeweight=".51111mm"/>
+          <v:shape id="_x0000_s1027" type="#_x0000_t32" style="position:absolute;left:0;text-align:left;margin-left:568pt;margin-top:-18pt;width:0;height:1.45pt;z-index:3;visibility:visible;mso-position-horizontal-relative:text;mso-position-vertical-relative:text" o:gfxdata="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" strokeweight=".51111mm"/>
         </w:pict>
       </w:r>
       <w:r>
@@ -14147,7 +14203,7 @@
           <w:sz w:val="24"/>
         </w:rPr>
         <w:pict w14:anchorId="2C75DA6E">
-          <v:shape id="_x0000_s1026" type="#_x0000_t32" style="position:absolute;left:0;text-align:left;margin-left:545pt;margin-top:651pt;width:0;height:1pt;z-index:251659264;visibility:visible;mso-position-horizontal-relative:text;mso-position-vertical-relative:text" o:gfxdata="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"/>
+          <v:shape id="_x0000_s1026" type="#_x0000_t32" style="position:absolute;left:0;text-align:left;margin-left:545pt;margin-top:651pt;width:0;height:1pt;z-index:4;visibility:visible;mso-position-horizontal-relative:text;mso-position-vertical-relative:text" o:gfxdata="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"/>
         </w:pict>
       </w:r>
     </w:p>
@@ -14487,6 +14543,7 @@
           <w:sz w:val="24"/>
           <w:szCs w:val="24"/>
         </w:rPr>
+        <w:lastRenderedPageBreak/>
         <w:t>Стих:</w:t>
       </w:r>
       <w:r>
@@ -14742,7 +14799,7 @@
     </w:p>
     <w:p>
       <w:pPr>
-        <w:pStyle w:val="Heading3"/>
+        <w:pStyle w:val="3"/>
         <w:spacing w:before="0" w:after="120"/>
         <w:jc w:val="center"/>
         <w:rPr>
@@ -14758,7 +14815,6 @@
           <w:b/>
           <w:i/>
           <w:color w:val="FF0000"/>
-          <w:sz w:val="24"/>
         </w:rPr>
         <w:t>Пісня Богородиці</w:t>
       </w:r>
@@ -15162,6 +15218,7 @@
           <w:sz w:val="24"/>
           <w:szCs w:val="24"/>
         </w:rPr>
+        <w:lastRenderedPageBreak/>
         <w:t>Триденним твоїм погребенням ворог був полонений,* а померлі звільнилися з адських кайданів;* смерть умертвлено й адове царство знищено.* Тому ми тебе, Життєдавче,* піснями звеличуємо.</w:t>
       </w:r>
     </w:p>
@@ -15254,7 +15311,7 @@
     </w:p>
     <w:p>
       <w:pPr>
-        <w:pStyle w:val="Heading3"/>
+        <w:pStyle w:val="3"/>
         <w:spacing w:before="0" w:after="120"/>
         <w:jc w:val="center"/>
         <w:rPr>
@@ -15269,7 +15326,6 @@
           <w:b/>
           <w:i/>
           <w:color w:val="FF0000"/>
-          <w:sz w:val="24"/>
         </w:rPr>
         <w:t>Мала єктенія</w:t>
       </w:r>
@@ -15549,7 +15605,7 @@
     </w:p>
     <w:p>
       <w:pPr>
-        <w:pStyle w:val="Heading3"/>
+        <w:pStyle w:val="3"/>
         <w:spacing w:before="0" w:after="120"/>
         <w:jc w:val="center"/>
         <w:rPr>
@@ -15563,7 +15619,6 @@
           <w:b/>
           <w:i/>
           <w:color w:val="FF0000"/>
-          <w:sz w:val="24"/>
         </w:rPr>
         <w:t>Світильний</w:t>
       </w:r>
@@ -15572,7 +15627,6 @@
           <w:rFonts w:ascii="Times New Roman" w:eastAsia="Times New Roman" w:hAnsi="Times New Roman" w:cs="Times New Roman"/>
           <w:i/>
           <w:color w:val="FF0000"/>
-          <w:sz w:val="24"/>
         </w:rPr>
         <w:t>:</w:t>
       </w:r>
@@ -15666,7 +15720,7 @@
     </w:p>
     <w:p>
       <w:pPr>
-        <w:pStyle w:val="Heading2"/>
+        <w:pStyle w:val="2"/>
         <w:spacing w:before="0" w:after="120"/>
         <w:jc w:val="center"/>
         <w:rPr>
@@ -15807,6 +15861,7 @@
           <w:sz w:val="24"/>
           <w:szCs w:val="24"/>
         </w:rPr>
+        <w:lastRenderedPageBreak/>
         <w:t>Нехай вони ім'я Господнє хвалять,* бо він повелів, і створились.</w:t>
       </w:r>
     </w:p>
@@ -16310,7 +16365,7 @@
     </w:p>
     <w:p>
       <w:pPr>
-        <w:pStyle w:val="Heading3"/>
+        <w:pStyle w:val="3"/>
         <w:spacing w:before="0" w:after="120"/>
         <w:jc w:val="center"/>
         <w:rPr>
@@ -16326,7 +16381,6 @@
           <w:b/>
           <w:i/>
           <w:color w:val="FF0000"/>
-          <w:sz w:val="24"/>
         </w:rPr>
         <w:t>Мале славослов'я</w:t>
       </w:r>
@@ -16383,6 +16437,7 @@
           <w:sz w:val="24"/>
           <w:szCs w:val="24"/>
         </w:rPr>
+        <w:lastRenderedPageBreak/>
         <w:t>Священик:</w:t>
       </w:r>
       <w:r>
@@ -16854,7 +16909,7 @@
     </w:p>
     <w:p>
       <w:pPr>
-        <w:pStyle w:val="Heading3"/>
+        <w:pStyle w:val="3"/>
         <w:spacing w:before="0" w:after="120"/>
         <w:jc w:val="center"/>
         <w:rPr>
@@ -16870,7 +16925,6 @@
           <w:b/>
           <w:i/>
           <w:color w:val="FF0000"/>
-          <w:sz w:val="24"/>
         </w:rPr>
         <w:t>Прохальна єктенія:</w:t>
       </w:r>
@@ -17124,6 +17178,7 @@
           <w:sz w:val="24"/>
           <w:szCs w:val="24"/>
         </w:rPr>
+        <w:lastRenderedPageBreak/>
         <w:t>Вірні:</w:t>
       </w:r>
       <w:r>
@@ -17720,7 +17775,7 @@
     </w:p>
     <w:p>
       <w:pPr>
-        <w:pStyle w:val="Heading2"/>
+        <w:pStyle w:val="2"/>
         <w:spacing w:before="0" w:after="120"/>
         <w:jc w:val="center"/>
         <w:rPr>
@@ -17852,6 +17907,7 @@
           <w:sz w:val="24"/>
           <w:szCs w:val="24"/>
         </w:rPr>
+        <w:lastRenderedPageBreak/>
         <w:t>Коли книжники - оборонці суботи,* побачили, що розслабленого оздоровлено в суботу,* в душі їм затемнилося;* і вони</w:t>
       </w:r>
       <w:r>
@@ -18386,7 +18442,7 @@
     </w:p>
     <w:p>
       <w:pPr>
-        <w:pStyle w:val="Heading3"/>
+        <w:pStyle w:val="3"/>
         <w:spacing w:before="0" w:after="120"/>
         <w:jc w:val="center"/>
         <w:rPr>
@@ -18402,7 +18458,6 @@
           <w:b/>
           <w:i/>
           <w:color w:val="FF0000"/>
-          <w:sz w:val="24"/>
         </w:rPr>
         <w:t>Тропарі</w:t>
       </w:r>
@@ -18538,6 +18593,7 @@
           <w:sz w:val="24"/>
           <w:szCs w:val="24"/>
         </w:rPr>
+        <w:lastRenderedPageBreak/>
         <w:t>і нині:</w:t>
       </w:r>
       <w:r>
@@ -18563,7 +18619,7 @@
     </w:p>
     <w:p>
       <w:pPr>
-        <w:pStyle w:val="Heading3"/>
+        <w:pStyle w:val="3"/>
         <w:spacing w:before="0" w:after="120"/>
         <w:jc w:val="center"/>
         <w:rPr>
@@ -18578,7 +18634,6 @@
           <w:b/>
           <w:i/>
           <w:color w:val="FF0000"/>
-          <w:sz w:val="24"/>
         </w:rPr>
         <w:t>Єктенія усильного благання</w:t>
       </w:r>
@@ -18587,7 +18642,6 @@
           <w:rFonts w:ascii="Times New Roman" w:eastAsia="Times New Roman" w:hAnsi="Times New Roman" w:cs="Times New Roman"/>
           <w:b/>
           <w:color w:val="FF0000"/>
-          <w:sz w:val="24"/>
         </w:rPr>
         <w:t>:</w:t>
       </w:r>
@@ -19005,7 +19059,7 @@
     </w:p>
     <w:p>
       <w:pPr>
-        <w:pStyle w:val="Heading2"/>
+        <w:pStyle w:val="2"/>
         <w:spacing w:before="0" w:after="120"/>
         <w:jc w:val="center"/>
         <w:rPr>
@@ -19810,7 +19864,7 @@
     <w:lsdException w:name="Unresolved Mention" w:semiHidden="1" w:unhideWhenUsed="1"/>
     <w:lsdException w:name="Smart Link" w:semiHidden="1" w:unhideWhenUsed="1"/>
   </w:latentStyles>
-  <w:style w:type="paragraph" w:default="1" w:styleId="Normal">
+  <w:style w:type="paragraph" w:default="1" w:styleId="a">
     <w:name w:val="Normal"/>
     <w:qFormat/>
     <w:rsid w:val="00F536D8"/>
@@ -19819,11 +19873,11 @@
       <w:sz w:val="36"/>
     </w:rPr>
   </w:style>
-  <w:style w:type="paragraph" w:styleId="Heading1">
+  <w:style w:type="paragraph" w:styleId="1">
     <w:name w:val="heading 1"/>
-    <w:basedOn w:val="Normal"/>
-    <w:next w:val="Normal"/>
-    <w:link w:val="Heading1Char"/>
+    <w:basedOn w:val="a"/>
+    <w:next w:val="a"/>
+    <w:link w:val="10"/>
     <w:uiPriority w:val="9"/>
     <w:qFormat/>
     <w:rsid w:val="00F536D8"/>
@@ -19839,11 +19893,11 @@
       <w:szCs w:val="24"/>
     </w:rPr>
   </w:style>
-  <w:style w:type="paragraph" w:styleId="Heading2">
+  <w:style w:type="paragraph" w:styleId="2">
     <w:name w:val="heading 2"/>
-    <w:basedOn w:val="Normal"/>
-    <w:next w:val="Normal"/>
-    <w:link w:val="Heading2Char"/>
+    <w:basedOn w:val="a"/>
+    <w:next w:val="a"/>
+    <w:link w:val="20"/>
     <w:uiPriority w:val="9"/>
     <w:unhideWhenUsed/>
     <w:qFormat/>
@@ -19861,11 +19915,11 @@
       <w:szCs w:val="26"/>
     </w:rPr>
   </w:style>
-  <w:style w:type="paragraph" w:styleId="Heading3">
+  <w:style w:type="paragraph" w:styleId="3">
     <w:name w:val="heading 3"/>
-    <w:basedOn w:val="Normal"/>
-    <w:next w:val="Normal"/>
-    <w:link w:val="Heading3Char"/>
+    <w:basedOn w:val="a"/>
+    <w:next w:val="a"/>
+    <w:link w:val="30"/>
     <w:uiPriority w:val="9"/>
     <w:unhideWhenUsed/>
     <w:qFormat/>
@@ -19883,10 +19937,10 @@
       <w:szCs w:val="24"/>
     </w:rPr>
   </w:style>
-  <w:style w:type="paragraph" w:styleId="Heading4">
+  <w:style w:type="paragraph" w:styleId="4">
     <w:name w:val="heading 4"/>
-    <w:basedOn w:val="Normal"/>
-    <w:next w:val="Normal"/>
+    <w:basedOn w:val="a"/>
+    <w:next w:val="a"/>
     <w:uiPriority w:val="9"/>
     <w:semiHidden/>
     <w:unhideWhenUsed/>
@@ -19903,10 +19957,10 @@
       <w:szCs w:val="24"/>
     </w:rPr>
   </w:style>
-  <w:style w:type="paragraph" w:styleId="Heading5">
+  <w:style w:type="paragraph" w:styleId="5">
     <w:name w:val="heading 5"/>
-    <w:basedOn w:val="Normal"/>
-    <w:next w:val="Normal"/>
+    <w:basedOn w:val="a"/>
+    <w:next w:val="a"/>
     <w:uiPriority w:val="9"/>
     <w:semiHidden/>
     <w:unhideWhenUsed/>
@@ -19923,10 +19977,10 @@
       <w:szCs w:val="22"/>
     </w:rPr>
   </w:style>
-  <w:style w:type="paragraph" w:styleId="Heading6">
+  <w:style w:type="paragraph" w:styleId="6">
     <w:name w:val="heading 6"/>
-    <w:basedOn w:val="Normal"/>
-    <w:next w:val="Normal"/>
+    <w:basedOn w:val="a"/>
+    <w:next w:val="a"/>
     <w:uiPriority w:val="9"/>
     <w:semiHidden/>
     <w:unhideWhenUsed/>
@@ -19942,13 +19996,13 @@
       <w:sz w:val="20"/>
     </w:rPr>
   </w:style>
-  <w:style w:type="character" w:default="1" w:styleId="DefaultParagraphFont">
+  <w:style w:type="character" w:default="1" w:styleId="a0">
     <w:name w:val="Default Paragraph Font"/>
     <w:uiPriority w:val="1"/>
     <w:semiHidden/>
     <w:unhideWhenUsed/>
   </w:style>
-  <w:style w:type="table" w:default="1" w:styleId="TableNormal">
+  <w:style w:type="table" w:default="1" w:styleId="a1">
     <w:name w:val="Normal Table"/>
     <w:uiPriority w:val="99"/>
     <w:semiHidden/>
@@ -19963,16 +20017,16 @@
       </w:tblCellMar>
     </w:tblPr>
   </w:style>
-  <w:style w:type="numbering" w:default="1" w:styleId="NoList">
+  <w:style w:type="numbering" w:default="1" w:styleId="a2">
     <w:name w:val="No List"/>
     <w:uiPriority w:val="99"/>
     <w:semiHidden/>
     <w:unhideWhenUsed/>
   </w:style>
-  <w:style w:type="paragraph" w:styleId="Title">
+  <w:style w:type="paragraph" w:styleId="a3">
     <w:name w:val="Title"/>
-    <w:basedOn w:val="Normal"/>
-    <w:next w:val="Normal"/>
+    <w:basedOn w:val="a"/>
+    <w:next w:val="a"/>
     <w:uiPriority w:val="10"/>
     <w:qFormat/>
     <w:pPr>
@@ -19986,9 +20040,9 @@
       <w:szCs w:val="72"/>
     </w:rPr>
   </w:style>
-  <w:style w:type="character" w:customStyle="1" w:styleId="Heading1Char">
-    <w:name w:val="Heading 1 Char"/>
-    <w:link w:val="Heading1"/>
+  <w:style w:type="character" w:customStyle="1" w:styleId="10">
+    <w:name w:val="Заголовок 1 Знак"/>
+    <w:link w:val="1"/>
     <w:uiPriority w:val="99"/>
     <w:locked/>
     <w:rsid w:val="00F536D8"/>
@@ -20000,9 +20054,9 @@
       <w:szCs w:val="24"/>
     </w:rPr>
   </w:style>
-  <w:style w:type="character" w:customStyle="1" w:styleId="Heading2Char">
-    <w:name w:val="Heading 2 Char"/>
-    <w:link w:val="Heading2"/>
+  <w:style w:type="character" w:customStyle="1" w:styleId="20">
+    <w:name w:val="Заголовок 2 Знак"/>
+    <w:link w:val="2"/>
     <w:uiPriority w:val="99"/>
     <w:locked/>
     <w:rsid w:val="00E36909"/>
@@ -20014,11 +20068,10 @@
       <w:lang w:val="en-US"/>
     </w:rPr>
   </w:style>
-  <w:style w:type="character" w:customStyle="1" w:styleId="Heading3Char">
-    <w:name w:val="Heading 3 Char"/>
-    <w:link w:val="Heading3"/>
-    <w:uiPriority w:val="99"/>
-    <w:semiHidden/>
+  <w:style w:type="character" w:customStyle="1" w:styleId="30">
+    <w:name w:val="Заголовок 3 Знак"/>
+    <w:link w:val="3"/>
+    <w:uiPriority w:val="9"/>
     <w:locked/>
     <w:rsid w:val="00A231E9"/>
     <w:rPr>
@@ -20029,10 +20082,10 @@
       <w:lang w:val="en-US"/>
     </w:rPr>
   </w:style>
-  <w:style w:type="paragraph" w:styleId="DocumentMap">
+  <w:style w:type="paragraph" w:styleId="a4">
     <w:name w:val="Document Map"/>
-    <w:basedOn w:val="Normal"/>
-    <w:link w:val="DocumentMapChar"/>
+    <w:basedOn w:val="a"/>
+    <w:link w:val="a5"/>
     <w:uiPriority w:val="99"/>
     <w:semiHidden/>
     <w:rsid w:val="00BE02F8"/>
@@ -20042,9 +20095,9 @@
       <w:szCs w:val="24"/>
     </w:rPr>
   </w:style>
-  <w:style w:type="character" w:customStyle="1" w:styleId="DocumentMapChar">
-    <w:name w:val="Document Map Char"/>
-    <w:link w:val="DocumentMap"/>
+  <w:style w:type="character" w:customStyle="1" w:styleId="a5">
+    <w:name w:val="Схема документа Знак"/>
+    <w:link w:val="a4"/>
     <w:uiPriority w:val="99"/>
     <w:semiHidden/>
     <w:locked/>
@@ -20068,10 +20121,10 @@
       <w:szCs w:val="36"/>
     </w:rPr>
   </w:style>
-  <w:style w:type="paragraph" w:styleId="Subtitle">
+  <w:style w:type="paragraph" w:styleId="a6">
     <w:name w:val="Subtitle"/>
-    <w:basedOn w:val="Normal"/>
-    <w:next w:val="Normal"/>
+    <w:basedOn w:val="a"/>
+    <w:next w:val="a"/>
     <w:uiPriority w:val="11"/>
     <w:qFormat/>
     <w:pPr>
